--- a/storage/app/templates/Attestatsionny_list_proizvodstvennaya_preddiplomnaya_praktika.docx
+++ b/storage/app/templates/Attestatsionny_list_proizvodstvennaya_preddiplomnaya_praktika.docx
@@ -2,6 +2,52 @@
 <file path=word/document.xml><?xml version="1.0" encoding="utf-8"?>
 <w:document xmlns:wpc="http://schemas.microsoft.com/office/word/2010/wordprocessingCanvas" xmlns:cx="http://schemas.microsoft.com/office/drawing/2014/chartex" xmlns:cx1="http://schemas.microsoft.com/office/drawing/2015/9/8/chartex" xmlns:cx2="http://schemas.microsoft.com/office/drawing/2015/10/21/chartex" xmlns:cx3="http://schemas.microsoft.com/office/drawing/2016/5/9/chartex" xmlns:cx4="http://schemas.microsoft.com/office/drawing/2016/5/10/chartex" xmlns:cx5="http://schemas.microsoft.com/office/drawing/2016/5/11/chartex" xmlns:cx6="http://schemas.microsoft.com/office/drawing/2016/5/12/chartex" xmlns:cx7="http://schemas.microsoft.com/office/drawing/2016/5/13/chartex" xmlns:cx8="http://schemas.microsoft.com/office/drawing/2016/5/14/chartex" xmlns:mc="http://schemas.openxmlformats.org/markup-compatibility/2006" xmlns:aink="http://schemas.microsoft.com/office/drawing/2016/ink" xmlns:am3d="http://schemas.microsoft.com/office/drawing/2017/model3d" xmlns:o="urn:schemas-microsoft-com:office:office" xmlns:r="http://schemas.openxmlformats.org/officeDocument/2006/relationships" xmlns:m="http://schemas.openxmlformats.org/officeDocument/2006/math" xmlns:v="urn:schemas-microsoft-com:vml" xmlns:wp14="http://schemas.microsoft.com/office/word/2010/wordprocessingDrawing" xmlns:wp="http://schemas.openxmlformats.org/drawingml/2006/wordprocessingDrawing" xmlns:w10="urn:schemas-microsoft-com:office:word" xmlns:w="http://schemas.openxmlformats.org/wordprocessingml/2006/main" xmlns:w14="http://schemas.microsoft.com/office/word/2010/wordml" xmlns:w15="http://schemas.microsoft.com/office/word/2012/wordml" xmlns:w16cex="http://schemas.microsoft.com/office/word/2018/wordml/cex" xmlns:w16cid="http://schemas.microsoft.com/office/word/2016/wordml/cid" xmlns:w16="http://schemas.microsoft.com/office/word/2018/wordml" xmlns:w16se="http://schemas.microsoft.com/office/word/2015/wordml/symex" xmlns:wpg="http://schemas.microsoft.com/office/word/2010/wordprocessingGroup" xmlns:wpi="http://schemas.microsoft.com/office/word/2010/wordprocessingInk" xmlns:wne="http://schemas.microsoft.com/office/word/2006/wordml" xmlns:wps="http://schemas.microsoft.com/office/word/2010/wordprocessingShape" mc:Ignorable="w14 w15 w16se w16cid w16 w16cex wp14">
   <w:body>
+    <w:p>
+      <w:pPr>
+        <w:spacing w:after="160"/>
+        <w:contextualSpacing/>
+        <w:jc w:val="center"/>
+        <w:rPr>
+          <w:rFonts w:eastAsia="Calibri"/>
+          <w:lang w:eastAsia="en-US"/>
+        </w:rPr>
+      </w:pPr>
+      <w:r>
+        <w:rPr>
+          <w:rFonts w:eastAsia="Calibri"/>
+          <w:lang w:eastAsia="en-US"/>
+        </w:rPr>
+        <w:t>${</w:t>
+      </w:r>
+      <w:r>
+        <w:rPr>
+          <w:rFonts w:eastAsia="Calibri"/>
+          <w:lang w:val="en-US" w:eastAsia="en-US"/>
+        </w:rPr>
+        <w:t>block</w:t>
+      </w:r>
+      <w:r>
+        <w:rPr>
+          <w:rFonts w:eastAsia="Calibri"/>
+          <w:lang w:eastAsia="en-US"/>
+        </w:rPr>
+        <w:t>_</w:t>
+      </w:r>
+      <w:r>
+        <w:rPr>
+          <w:rFonts w:eastAsia="Calibri"/>
+          <w:lang w:val="en-US" w:eastAsia="en-US"/>
+        </w:rPr>
+        <w:t>student</w:t>
+      </w:r>
+      <w:r>
+        <w:rPr>
+          <w:rFonts w:eastAsia="Calibri"/>
+          <w:lang w:eastAsia="en-US"/>
+        </w:rPr>
+        <w:t>}</w:t>
+      </w:r>
+    </w:p>
     <w:p>
       <w:pPr>
         <w:spacing w:after="160"/>
@@ -108,23 +154,7 @@
                 <w:sz w:val="20"/>
                 <w:lang w:val="en-US"/>
               </w:rPr>
-              <w:t>${</w:t>
-            </w:r>
-            <w:proofErr w:type="spellStart"/>
-            <w:r>
-              <w:rPr>
-                <w:sz w:val="20"/>
-                <w:lang w:val="en-US"/>
-              </w:rPr>
-              <w:t>student_name</w:t>
-            </w:r>
-            <w:proofErr w:type="spellEnd"/>
-            <w:r>
-              <w:rPr>
-                <w:sz w:val="20"/>
-                <w:lang w:val="en-US"/>
-              </w:rPr>
-              <w:t>}</w:t>
+              <w:t>${student_name}</w:t>
             </w:r>
           </w:p>
         </w:tc>
@@ -335,166 +365,6 @@
           <w:lang w:eastAsia="en-US"/>
         </w:rPr>
       </w:pPr>
-      <w:bookmarkStart w:id="0" w:name="_GoBack"/>
-      <w:bookmarkEnd w:id="0"/>
-    </w:p>
-    <w:tbl>
-      <w:tblPr>
-        <w:tblStyle w:val="ac"/>
-        <w:tblW w:w="0" w:type="auto"/>
-        <w:tblInd w:w="0" w:type="dxa"/>
-        <w:tblLayout w:type="fixed"/>
-        <w:tblLook w:val="04A0" w:firstRow="1" w:lastRow="0" w:firstColumn="1" w:lastColumn="0" w:noHBand="0" w:noVBand="1"/>
-      </w:tblPr>
-      <w:tblGrid>
-        <w:gridCol w:w="1457"/>
-        <w:gridCol w:w="7898"/>
-      </w:tblGrid>
-      <w:tr>
-        <w:trPr>
-          <w:trHeight w:val="57"/>
-        </w:trPr>
-        <w:tc>
-          <w:tcPr>
-            <w:tcW w:w="1457" w:type="dxa"/>
-            <w:tcBorders>
-              <w:top w:val="nil"/>
-              <w:left w:val="nil"/>
-              <w:bottom w:val="nil"/>
-              <w:right w:val="nil"/>
-            </w:tcBorders>
-          </w:tcPr>
-          <w:p>
-            <w:pPr>
-              <w:spacing w:before="100" w:beforeAutospacing="1"/>
-              <w:ind w:left="-113"/>
-              <w:contextualSpacing/>
-              <w:rPr>
-                <w:rFonts w:eastAsia="Calibri"/>
-                <w:sz w:val="20"/>
-                <w:lang w:eastAsia="en-US"/>
-              </w:rPr>
-            </w:pPr>
-            <w:r>
-              <w:rPr>
-                <w:rFonts w:eastAsia="Calibri"/>
-                <w:sz w:val="20"/>
-                <w:lang w:eastAsia="en-US"/>
-              </w:rPr>
-              <w:t>Специальность</w:t>
-            </w:r>
-            <w:r>
-              <w:rPr>
-                <w:rFonts w:eastAsia="Calibri"/>
-                <w:sz w:val="20"/>
-                <w:lang w:eastAsia="en-US"/>
-              </w:rPr>
-              <w:t>:</w:t>
-            </w:r>
-          </w:p>
-        </w:tc>
-        <w:tc>
-          <w:tcPr>
-            <w:tcW w:w="7898" w:type="dxa"/>
-            <w:tcBorders>
-              <w:top w:val="nil"/>
-              <w:left w:val="nil"/>
-              <w:bottom w:val="single" w:sz="4" w:space="0" w:color="auto"/>
-              <w:right w:val="nil"/>
-            </w:tcBorders>
-          </w:tcPr>
-          <w:p>
-            <w:pPr>
-              <w:spacing w:before="100" w:beforeAutospacing="1" w:after="160"/>
-              <w:ind w:left="-113"/>
-              <w:contextualSpacing/>
-              <w:rPr>
-                <w:rFonts w:eastAsia="Calibri"/>
-                <w:sz w:val="20"/>
-                <w:lang w:eastAsia="en-US"/>
-              </w:rPr>
-            </w:pPr>
-            <w:r>
-              <w:rPr>
-                <w:rFonts w:eastAsia="Calibri"/>
-                <w:sz w:val="20"/>
-                <w:lang w:eastAsia="en-US"/>
-              </w:rPr>
-              <w:t>${</w:t>
-            </w:r>
-            <w:r>
-              <w:rPr>
-                <w:rFonts w:eastAsia="Calibri"/>
-                <w:sz w:val="20"/>
-                <w:lang w:val="en-US" w:eastAsia="en-US"/>
-              </w:rPr>
-              <w:t>specialty</w:t>
-            </w:r>
-            <w:r>
-              <w:rPr>
-                <w:rFonts w:eastAsia="Calibri"/>
-                <w:sz w:val="20"/>
-                <w:lang w:eastAsia="en-US"/>
-              </w:rPr>
-              <w:t>}</w:t>
-            </w:r>
-          </w:p>
-        </w:tc>
-      </w:tr>
-    </w:tbl>
-    <w:p>
-      <w:pPr>
-        <w:spacing w:after="160"/>
-        <w:contextualSpacing/>
-        <w:jc w:val="center"/>
-        <w:rPr>
-          <w:rFonts w:eastAsia="Calibri"/>
-          <w:i/>
-          <w:sz w:val="16"/>
-          <w:szCs w:val="16"/>
-          <w:lang w:eastAsia="en-US"/>
-        </w:rPr>
-      </w:pPr>
-      <w:r>
-        <w:rPr>
-          <w:rFonts w:eastAsia="Calibri"/>
-          <w:i/>
-          <w:sz w:val="16"/>
-          <w:szCs w:val="16"/>
-          <w:lang w:eastAsia="en-US"/>
-        </w:rPr>
-        <w:t xml:space="preserve"> </w:t>
-      </w:r>
-      <w:r>
-        <w:rPr>
-          <w:rFonts w:eastAsia="Calibri"/>
-          <w:i/>
-          <w:sz w:val="16"/>
-          <w:szCs w:val="16"/>
-          <w:lang w:eastAsia="en-US"/>
-        </w:rPr>
-        <w:t>(код, наименование специальности)</w:t>
-      </w:r>
-      <w:r>
-        <w:rPr>
-          <w:rFonts w:eastAsia="Calibri"/>
-          <w:i/>
-          <w:sz w:val="16"/>
-          <w:szCs w:val="16"/>
-          <w:lang w:eastAsia="en-US"/>
-        </w:rPr>
-        <w:tab/>
-      </w:r>
-      <w:r>
-        <w:rPr>
-          <w:rFonts w:eastAsia="Calibri"/>
-          <w:i/>
-          <w:sz w:val="16"/>
-          <w:szCs w:val="16"/>
-          <w:lang w:eastAsia="en-US"/>
-        </w:rPr>
-        <w:tab/>
-      </w:r>
     </w:p>
     <w:p>
       <w:pPr>
@@ -503,19 +373,187 @@
         <w:jc w:val="both"/>
         <w:rPr>
           <w:rFonts w:eastAsia="Calibri"/>
-          <w:sz w:val="19"/>
-          <w:szCs w:val="19"/>
-          <w:lang w:eastAsia="en-US"/>
+          <w:sz w:val="20"/>
+          <w:szCs w:val="20"/>
+          <w:u w:val="single"/>
+          <w:lang w:val="hy-AM" w:eastAsia="en-US"/>
         </w:rPr>
       </w:pPr>
       <w:r>
         <w:rPr>
           <w:rFonts w:eastAsia="Calibri"/>
-          <w:sz w:val="19"/>
-          <w:szCs w:val="19"/>
-          <w:lang w:eastAsia="en-US"/>
-        </w:rPr>
-        <w:t>прошел(ла) производственную практику (преддипломную) по квалификации</w:t>
+          <w:sz w:val="20"/>
+          <w:lang w:eastAsia="en-US"/>
+        </w:rPr>
+        <w:t>Специальность</w:t>
+      </w:r>
+      <w:r>
+        <w:rPr>
+          <w:rFonts w:eastAsia="Calibri"/>
+          <w:sz w:val="20"/>
+          <w:lang w:val="hy-AM" w:eastAsia="en-US"/>
+        </w:rPr>
+        <w:t xml:space="preserve">։ </w:t>
+      </w:r>
+      <w:r>
+        <w:rPr>
+          <w:i/>
+          <w:sz w:val="20"/>
+          <w:szCs w:val="20"/>
+          <w:u w:val="single"/>
+        </w:rPr>
+        <w:tab/>
+      </w:r>
+      <w:r>
+        <w:rPr>
+          <w:iCs/>
+          <w:sz w:val="20"/>
+          <w:szCs w:val="20"/>
+          <w:u w:val="single"/>
+        </w:rPr>
+        <w:t xml:space="preserve"> ${</w:t>
+      </w:r>
+      <w:r>
+        <w:rPr>
+          <w:iCs/>
+          <w:sz w:val="20"/>
+          <w:szCs w:val="20"/>
+          <w:u w:val="single"/>
+          <w:lang w:val="en-US"/>
+        </w:rPr>
+        <w:t>specialty</w:t>
+      </w:r>
+      <w:r>
+        <w:rPr>
+          <w:iCs/>
+          <w:sz w:val="20"/>
+          <w:szCs w:val="20"/>
+          <w:u w:val="single"/>
+        </w:rPr>
+        <w:t>}</w:t>
+      </w:r>
+      <w:r>
+        <w:rPr>
+          <w:iCs/>
+          <w:sz w:val="20"/>
+          <w:szCs w:val="20"/>
+          <w:u w:val="single"/>
+        </w:rPr>
+        <w:tab/>
+      </w:r>
+      <w:r>
+        <w:rPr>
+          <w:rFonts w:eastAsia="Calibri"/>
+          <w:sz w:val="20"/>
+          <w:szCs w:val="20"/>
+          <w:u w:val="single"/>
+          <w:lang w:val="hy-AM" w:eastAsia="en-US"/>
+        </w:rPr>
+        <w:tab/>
+      </w:r>
+      <w:r>
+        <w:rPr>
+          <w:rFonts w:eastAsia="Calibri"/>
+          <w:sz w:val="20"/>
+          <w:szCs w:val="20"/>
+          <w:u w:val="single"/>
+          <w:lang w:val="hy-AM" w:eastAsia="en-US"/>
+        </w:rPr>
+        <w:tab/>
+      </w:r>
+      <w:r>
+        <w:rPr>
+          <w:rFonts w:eastAsia="Calibri"/>
+          <w:sz w:val="20"/>
+          <w:szCs w:val="20"/>
+          <w:u w:val="single"/>
+          <w:lang w:val="hy-AM" w:eastAsia="en-US"/>
+        </w:rPr>
+        <w:tab/>
+      </w:r>
+      <w:r>
+        <w:rPr>
+          <w:rFonts w:eastAsia="Calibri"/>
+          <w:sz w:val="20"/>
+          <w:szCs w:val="20"/>
+          <w:u w:val="single"/>
+          <w:lang w:val="hy-AM" w:eastAsia="en-US"/>
+        </w:rPr>
+        <w:tab/>
+      </w:r>
+      <w:r>
+        <w:rPr>
+          <w:rFonts w:eastAsia="Calibri"/>
+          <w:sz w:val="20"/>
+          <w:szCs w:val="20"/>
+          <w:u w:val="single"/>
+          <w:lang w:val="hy-AM" w:eastAsia="en-US"/>
+        </w:rPr>
+        <w:tab/>
+      </w:r>
+      <w:r>
+        <w:rPr>
+          <w:rFonts w:eastAsia="Calibri"/>
+          <w:sz w:val="20"/>
+          <w:szCs w:val="20"/>
+          <w:u w:val="single"/>
+          <w:lang w:val="hy-AM" w:eastAsia="en-US"/>
+        </w:rPr>
+        <w:tab/>
+      </w:r>
+      <w:r>
+        <w:rPr>
+          <w:rFonts w:eastAsia="Calibri"/>
+          <w:sz w:val="20"/>
+          <w:szCs w:val="20"/>
+          <w:u w:val="single"/>
+          <w:lang w:val="hy-AM" w:eastAsia="en-US"/>
+        </w:rPr>
+        <w:tab/>
+      </w:r>
+      <w:r>
+        <w:rPr>
+          <w:rFonts w:eastAsia="Calibri"/>
+          <w:sz w:val="20"/>
+          <w:szCs w:val="20"/>
+          <w:u w:val="single"/>
+          <w:lang w:val="hy-AM" w:eastAsia="en-US"/>
+        </w:rPr>
+        <w:tab/>
+      </w:r>
+      <w:r>
+        <w:rPr>
+          <w:rFonts w:eastAsia="Calibri"/>
+          <w:sz w:val="20"/>
+          <w:szCs w:val="20"/>
+          <w:u w:val="single"/>
+          <w:lang w:val="hy-AM" w:eastAsia="en-US"/>
+        </w:rPr>
+        <w:tab/>
+      </w:r>
+    </w:p>
+    <w:p>
+      <w:pPr>
+        <w:spacing w:after="160"/>
+        <w:contextualSpacing/>
+        <w:jc w:val="center"/>
+        <w:rPr>
+          <w:rFonts w:eastAsia="Calibri"/>
+          <w:i/>
+          <w:sz w:val="16"/>
+          <w:szCs w:val="16"/>
+          <w:lang w:eastAsia="en-US"/>
+        </w:rPr>
+      </w:pPr>
+      <w:r>
+        <w:rPr>
+          <w:rFonts w:eastAsia="Calibri"/>
+          <w:i/>
+          <w:sz w:val="16"/>
+          <w:szCs w:val="16"/>
+          <w:lang w:eastAsia="en-US"/>
+        </w:rPr>
+        <w:t>(код, наименование специальности)</w:t>
       </w:r>
     </w:p>
     <w:p>
@@ -527,7 +565,6 @@
           <w:rFonts w:eastAsia="Calibri"/>
           <w:sz w:val="19"/>
           <w:szCs w:val="19"/>
-          <w:u w:val="single"/>
           <w:lang w:eastAsia="en-US"/>
         </w:rPr>
       </w:pPr>
@@ -538,16 +575,16 @@
           <w:szCs w:val="19"/>
           <w:lang w:eastAsia="en-US"/>
         </w:rPr>
-        <w:t>${</w:t>
+        <w:t>прошел(ла) производственную практику (преддипломную) по квалификации</w:t>
       </w:r>
       <w:r>
         <w:rPr>
           <w:rFonts w:eastAsia="Calibri"/>
           <w:sz w:val="19"/>
           <w:szCs w:val="19"/>
-          <w:lang w:val="en-US" w:eastAsia="en-US"/>
-        </w:rPr>
-        <w:t>qualification</w:t>
+          <w:lang w:eastAsia="en-US"/>
+        </w:rPr>
+        <w:t xml:space="preserve"> </w:t>
       </w:r>
       <w:r>
         <w:rPr>
@@ -556,7 +593,89 @@
           <w:szCs w:val="19"/>
           <w:lang w:eastAsia="en-US"/>
         </w:rPr>
+        <w:t xml:space="preserve"> </w:t>
+      </w:r>
+      <w:r>
+        <w:rPr>
+          <w:i/>
+          <w:sz w:val="20"/>
+          <w:szCs w:val="20"/>
+          <w:u w:val="single"/>
+        </w:rPr>
+        <w:t>${</w:t>
+      </w:r>
+      <w:r>
+        <w:rPr>
+          <w:i/>
+          <w:sz w:val="20"/>
+          <w:szCs w:val="20"/>
+          <w:u w:val="single"/>
+          <w:lang w:val="en-US"/>
+        </w:rPr>
+        <w:t>qualification</w:t>
+      </w:r>
+      <w:r>
+        <w:rPr>
+          <w:i/>
+          <w:sz w:val="20"/>
+          <w:szCs w:val="20"/>
+          <w:u w:val="single"/>
+        </w:rPr>
         <w:t>}</w:t>
+      </w:r>
+      <w:r>
+        <w:rPr>
+          <w:i/>
+          <w:sz w:val="20"/>
+          <w:szCs w:val="20"/>
+          <w:u w:val="single"/>
+        </w:rPr>
+        <w:tab/>
+      </w:r>
+      <w:r>
+        <w:rPr>
+          <w:i/>
+          <w:sz w:val="20"/>
+          <w:szCs w:val="20"/>
+          <w:u w:val="single"/>
+        </w:rPr>
+        <w:tab/>
+      </w:r>
+      <w:r>
+        <w:rPr>
+          <w:i/>
+          <w:sz w:val="20"/>
+          <w:szCs w:val="20"/>
+          <w:u w:val="single"/>
+        </w:rPr>
+        <w:tab/>
+      </w:r>
+      <w:r>
+        <w:rPr>
+          <w:i/>
+          <w:sz w:val="20"/>
+          <w:szCs w:val="20"/>
+          <w:u w:val="single"/>
+        </w:rPr>
+        <w:tab/>
+      </w:r>
+      <w:r>
+        <w:rPr>
+          <w:i/>
+          <w:sz w:val="20"/>
+          <w:szCs w:val="20"/>
+          <w:u w:val="single"/>
+        </w:rPr>
+        <w:tab/>
+      </w:r>
+      <w:r>
+        <w:rPr>
+          <w:i/>
+          <w:sz w:val="20"/>
+          <w:szCs w:val="20"/>
+          <w:u w:val="single"/>
+        </w:rPr>
+        <w:tab/>
       </w:r>
     </w:p>
     <w:p>
@@ -684,25 +803,7 @@
                 <w:sz w:val="20"/>
                 <w:lang w:val="en-US" w:eastAsia="en-US"/>
               </w:rPr>
-              <w:t>${</w:t>
-            </w:r>
-            <w:proofErr w:type="spellStart"/>
-            <w:r>
-              <w:rPr>
-                <w:rFonts w:eastAsia="Calibri"/>
-                <w:sz w:val="20"/>
-                <w:lang w:val="en-US" w:eastAsia="en-US"/>
-              </w:rPr>
-              <w:t>organisation</w:t>
-            </w:r>
-            <w:proofErr w:type="spellEnd"/>
-            <w:r>
-              <w:rPr>
-                <w:rFonts w:eastAsia="Calibri"/>
-                <w:sz w:val="20"/>
-                <w:lang w:val="en-US" w:eastAsia="en-US"/>
-              </w:rPr>
-              <w:t>}</w:t>
+              <w:t>${organisation}</w:t>
             </w:r>
           </w:p>
         </w:tc>
@@ -1892,7 +1993,6 @@
             <w:pPr>
               <w:spacing w:after="160"/>
               <w:contextualSpacing/>
-              <w:jc w:val="center"/>
               <w:rPr>
                 <w:rFonts w:eastAsia="Calibri"/>
                 <w:sz w:val="22"/>
@@ -1900,6 +2000,17 @@
                 <w:lang w:val="en-US" w:eastAsia="en-US"/>
               </w:rPr>
             </w:pPr>
+            <w:r>
+              <w:rPr>
+                <w:rFonts w:eastAsia="Calibri"/>
+                <w:sz w:val="22"/>
+                <w:szCs w:val="22"/>
+                <w:lang w:val="en-US" w:eastAsia="en-US"/>
+              </w:rPr>
+              <w:t xml:space="preserve">                       </w:t>
+            </w:r>
+            <w:bookmarkStart w:id="0" w:name="_GoBack"/>
+            <w:bookmarkEnd w:id="0"/>
             <w:r>
               <w:rPr>
                 <w:rFonts w:eastAsia="Calibri"/>
@@ -1989,7 +2100,6 @@
             <w:pPr>
               <w:spacing w:after="160"/>
               <w:contextualSpacing/>
-              <w:jc w:val="center"/>
               <w:rPr>
                 <w:rFonts w:eastAsia="Calibri"/>
                 <w:sz w:val="22"/>
@@ -1997,6 +2107,15 @@
                 <w:lang w:val="en-US" w:eastAsia="en-US"/>
               </w:rPr>
             </w:pPr>
+            <w:r>
+              <w:rPr>
+                <w:rFonts w:eastAsia="Calibri"/>
+                <w:sz w:val="22"/>
+                <w:szCs w:val="22"/>
+                <w:lang w:val="en-US" w:eastAsia="en-US"/>
+              </w:rPr>
+              <w:t xml:space="preserve">     </w:t>
+            </w:r>
             <w:r>
               <w:rPr>
                 <w:rFonts w:eastAsia="Calibri"/>
@@ -2204,181 +2323,225 @@
         <w:t xml:space="preserve">Руководитель практики от образовательного учреждения </w:t>
       </w:r>
     </w:p>
+    <w:tbl>
+      <w:tblPr>
+        <w:tblStyle w:val="ac"/>
+        <w:tblW w:w="0" w:type="auto"/>
+        <w:tblInd w:w="0" w:type="dxa"/>
+        <w:tblBorders>
+          <w:top w:val="none" w:sz="0" w:space="0" w:color="auto"/>
+          <w:left w:val="none" w:sz="0" w:space="0" w:color="auto"/>
+          <w:bottom w:val="none" w:sz="0" w:space="0" w:color="auto"/>
+          <w:right w:val="none" w:sz="0" w:space="0" w:color="auto"/>
+          <w:insideH w:val="none" w:sz="0" w:space="0" w:color="auto"/>
+          <w:insideV w:val="none" w:sz="0" w:space="0" w:color="auto"/>
+        </w:tblBorders>
+        <w:tblLook w:val="04A0" w:firstRow="1" w:lastRow="0" w:firstColumn="1" w:lastColumn="0" w:noHBand="0" w:noVBand="1"/>
+      </w:tblPr>
+      <w:tblGrid>
+        <w:gridCol w:w="4390"/>
+        <w:gridCol w:w="992"/>
+        <w:gridCol w:w="992"/>
+        <w:gridCol w:w="572"/>
+        <w:gridCol w:w="2399"/>
+      </w:tblGrid>
+      <w:tr>
+        <w:tc>
+          <w:tcPr>
+            <w:tcW w:w="4390" w:type="dxa"/>
+            <w:tcBorders>
+              <w:bottom w:val="single" w:sz="4" w:space="0" w:color="auto"/>
+            </w:tcBorders>
+          </w:tcPr>
+          <w:p>
+            <w:pPr>
+              <w:spacing w:after="160"/>
+              <w:contextualSpacing/>
+              <w:jc w:val="center"/>
+              <w:rPr>
+                <w:rFonts w:eastAsia="Calibri"/>
+                <w:lang w:val="en-US" w:eastAsia="en-US"/>
+              </w:rPr>
+            </w:pPr>
+            <w:r>
+              <w:rPr>
+                <w:rFonts w:eastAsia="Calibri"/>
+                <w:lang w:val="en-US" w:eastAsia="en-US"/>
+              </w:rPr>
+              <w:t>${</w:t>
+            </w:r>
+            <w:r>
+              <w:rPr>
+                <w:rFonts w:eastAsia="Calibri"/>
+                <w:sz w:val="22"/>
+                <w:szCs w:val="22"/>
+                <w:u w:val="single"/>
+                <w:lang w:val="en-US" w:eastAsia="en-US"/>
+              </w:rPr>
+              <w:t>inner_</w:t>
+            </w:r>
+            <w:r>
+              <w:rPr>
+                <w:rFonts w:eastAsia="Calibri"/>
+                <w:lang w:val="en-US" w:eastAsia="en-US"/>
+              </w:rPr>
+              <w:t>position}</w:t>
+            </w:r>
+          </w:p>
+        </w:tc>
+        <w:tc>
+          <w:tcPr>
+            <w:tcW w:w="992" w:type="dxa"/>
+          </w:tcPr>
+          <w:p>
+            <w:pPr>
+              <w:spacing w:after="160"/>
+              <w:contextualSpacing/>
+              <w:rPr>
+                <w:rFonts w:eastAsia="Calibri"/>
+                <w:lang w:val="en-US" w:eastAsia="en-US"/>
+              </w:rPr>
+            </w:pPr>
+          </w:p>
+        </w:tc>
+        <w:tc>
+          <w:tcPr>
+            <w:tcW w:w="992" w:type="dxa"/>
+            <w:tcBorders>
+              <w:bottom w:val="single" w:sz="4" w:space="0" w:color="auto"/>
+            </w:tcBorders>
+          </w:tcPr>
+          <w:p>
+            <w:pPr>
+              <w:spacing w:after="160"/>
+              <w:contextualSpacing/>
+              <w:jc w:val="both"/>
+              <w:rPr>
+                <w:rFonts w:eastAsia="Calibri"/>
+                <w:lang w:eastAsia="en-US"/>
+              </w:rPr>
+            </w:pPr>
+          </w:p>
+        </w:tc>
+        <w:tc>
+          <w:tcPr>
+            <w:tcW w:w="572" w:type="dxa"/>
+          </w:tcPr>
+          <w:p>
+            <w:pPr>
+              <w:spacing w:after="160"/>
+              <w:contextualSpacing/>
+              <w:jc w:val="both"/>
+              <w:rPr>
+                <w:rFonts w:eastAsia="Calibri"/>
+                <w:lang w:eastAsia="en-US"/>
+              </w:rPr>
+            </w:pPr>
+          </w:p>
+        </w:tc>
+        <w:tc>
+          <w:tcPr>
+            <w:tcW w:w="2399" w:type="dxa"/>
+            <w:tcBorders>
+              <w:bottom w:val="single" w:sz="4" w:space="0" w:color="auto"/>
+            </w:tcBorders>
+          </w:tcPr>
+          <w:p>
+            <w:pPr>
+              <w:spacing w:after="160"/>
+              <w:contextualSpacing/>
+              <w:jc w:val="both"/>
+              <w:rPr>
+                <w:rFonts w:eastAsia="Calibri"/>
+                <w:lang w:val="en-US" w:eastAsia="en-US"/>
+              </w:rPr>
+            </w:pPr>
+            <w:r>
+              <w:rPr>
+                <w:rFonts w:eastAsia="Calibri"/>
+                <w:lang w:val="en-US" w:eastAsia="en-US"/>
+              </w:rPr>
+              <w:t xml:space="preserve"> </w:t>
+            </w:r>
+            <w:r>
+              <w:rPr>
+                <w:rFonts w:eastAsia="Calibri"/>
+                <w:lang w:val="en-US" w:eastAsia="en-US"/>
+              </w:rPr>
+              <w:t xml:space="preserve">   </w:t>
+            </w:r>
+            <w:r>
+              <w:rPr>
+                <w:rFonts w:eastAsia="Calibri"/>
+                <w:lang w:val="en-US" w:eastAsia="en-US"/>
+              </w:rPr>
+              <w:t>${</w:t>
+            </w:r>
+            <w:r>
+              <w:rPr>
+                <w:rFonts w:eastAsia="Calibri"/>
+                <w:sz w:val="22"/>
+                <w:szCs w:val="22"/>
+                <w:u w:val="single"/>
+                <w:lang w:val="en-US" w:eastAsia="en-US"/>
+              </w:rPr>
+              <w:t>inner_</w:t>
+            </w:r>
+            <w:r>
+              <w:rPr>
+                <w:rFonts w:eastAsia="Calibri"/>
+                <w:lang w:val="en-US" w:eastAsia="en-US"/>
+              </w:rPr>
+              <w:t>supervisor}</w:t>
+            </w:r>
+          </w:p>
+        </w:tc>
+      </w:tr>
+    </w:tbl>
     <w:p>
       <w:pPr>
         <w:spacing w:after="160"/>
         <w:contextualSpacing/>
-        <w:jc w:val="both"/>
-        <w:rPr>
-          <w:rFonts w:eastAsia="Calibri"/>
-          <w:sz w:val="22"/>
-          <w:szCs w:val="22"/>
-          <w:u w:val="single"/>
+        <w:rPr>
+          <w:rFonts w:eastAsia="Calibri"/>
+          <w:i/>
+          <w:sz w:val="18"/>
+          <w:szCs w:val="18"/>
           <w:lang w:eastAsia="en-US"/>
         </w:rPr>
       </w:pPr>
       <w:r>
         <w:rPr>
           <w:rFonts w:eastAsia="Calibri"/>
-          <w:sz w:val="22"/>
-          <w:szCs w:val="22"/>
-          <w:u w:val="single"/>
-          <w:lang w:eastAsia="en-US"/>
-        </w:rPr>
-        <w:tab/>
-      </w:r>
-      <w:r>
-        <w:rPr>
-          <w:rFonts w:eastAsia="Calibri"/>
-          <w:sz w:val="22"/>
-          <w:szCs w:val="22"/>
-          <w:u w:val="single"/>
-          <w:lang w:eastAsia="en-US"/>
-        </w:rPr>
-        <w:tab/>
-      </w:r>
-      <w:r>
-        <w:rPr>
-          <w:rFonts w:eastAsia="Calibri"/>
-          <w:sz w:val="22"/>
-          <w:szCs w:val="22"/>
-          <w:u w:val="single"/>
-          <w:lang w:eastAsia="en-US"/>
-        </w:rPr>
-        <w:tab/>
-      </w:r>
-      <w:r>
-        <w:rPr>
-          <w:rFonts w:eastAsia="Calibri"/>
-          <w:sz w:val="22"/>
-          <w:szCs w:val="22"/>
-          <w:u w:val="single"/>
-          <w:lang w:eastAsia="en-US"/>
-        </w:rPr>
-        <w:tab/>
-      </w:r>
-      <w:r>
-        <w:rPr>
-          <w:rFonts w:eastAsia="Calibri"/>
-          <w:sz w:val="22"/>
-          <w:szCs w:val="22"/>
-          <w:u w:val="single"/>
-          <w:lang w:eastAsia="en-US"/>
-        </w:rPr>
-        <w:tab/>
-      </w:r>
-      <w:r>
-        <w:rPr>
-          <w:rFonts w:eastAsia="Calibri"/>
-          <w:sz w:val="22"/>
-          <w:szCs w:val="22"/>
-          <w:u w:val="single"/>
-          <w:lang w:eastAsia="en-US"/>
-        </w:rPr>
-        <w:tab/>
-      </w:r>
-      <w:r>
-        <w:rPr>
-          <w:rFonts w:eastAsia="Calibri"/>
-          <w:sz w:val="22"/>
-          <w:szCs w:val="22"/>
-          <w:lang w:eastAsia="en-US"/>
-        </w:rPr>
-        <w:t xml:space="preserve">       </w:t>
-      </w:r>
-      <w:r>
-        <w:rPr>
-          <w:rFonts w:eastAsia="Calibri"/>
-          <w:b/>
-          <w:sz w:val="22"/>
-          <w:szCs w:val="22"/>
-          <w:lang w:eastAsia="en-US"/>
-        </w:rPr>
-        <w:t xml:space="preserve">         </w:t>
-      </w:r>
-      <w:r>
-        <w:rPr>
-          <w:rFonts w:eastAsia="Calibri"/>
-          <w:sz w:val="22"/>
-          <w:szCs w:val="22"/>
-          <w:lang w:eastAsia="en-US"/>
-        </w:rPr>
-        <w:t xml:space="preserve">   </w:t>
-      </w:r>
-      <w:r>
-        <w:rPr>
-          <w:rFonts w:eastAsia="Calibri"/>
-          <w:sz w:val="22"/>
-          <w:szCs w:val="22"/>
-          <w:u w:val="single"/>
-          <w:lang w:eastAsia="en-US"/>
-        </w:rPr>
-        <w:t xml:space="preserve">                   </w:t>
-      </w:r>
-      <w:r>
-        <w:rPr>
-          <w:rFonts w:eastAsia="Calibri"/>
-          <w:sz w:val="22"/>
-          <w:szCs w:val="22"/>
-          <w:lang w:eastAsia="en-US"/>
-        </w:rPr>
-        <w:t xml:space="preserve">              </w:t>
-      </w:r>
-      <w:r>
-        <w:rPr>
-          <w:rFonts w:eastAsia="Calibri"/>
-          <w:sz w:val="22"/>
-          <w:szCs w:val="22"/>
-          <w:u w:val="single"/>
-          <w:lang w:eastAsia="en-US"/>
-        </w:rPr>
-        <w:tab/>
-      </w:r>
-      <w:r>
-        <w:rPr>
-          <w:rFonts w:eastAsia="Calibri"/>
-          <w:sz w:val="22"/>
-          <w:szCs w:val="22"/>
-          <w:u w:val="single"/>
-          <w:lang w:eastAsia="en-US"/>
-        </w:rPr>
-        <w:tab/>
-      </w:r>
-      <w:r>
-        <w:rPr>
-          <w:rFonts w:eastAsia="Calibri"/>
-          <w:sz w:val="22"/>
-          <w:szCs w:val="22"/>
-          <w:u w:val="single"/>
-          <w:lang w:eastAsia="en-US"/>
-        </w:rPr>
-        <w:tab/>
-      </w:r>
+          <w:i/>
+          <w:sz w:val="18"/>
+          <w:szCs w:val="18"/>
+          <w:lang w:eastAsia="en-US"/>
+        </w:rPr>
+        <w:t xml:space="preserve">                            Должность                                                                          Подпись                  ФИО руководителя практики</w:t>
+      </w:r>
+    </w:p>
+    <w:p/>
+    <w:p>
+      <w:pPr>
+        <w:rPr>
+          <w:lang w:val="en-US"/>
+        </w:rPr>
+      </w:pPr>
     </w:p>
     <w:p>
       <w:pPr>
-        <w:spacing w:after="160"/>
-        <w:contextualSpacing/>
-        <w:rPr>
-          <w:rFonts w:eastAsia="Calibri"/>
-          <w:i/>
-          <w:sz w:val="18"/>
-          <w:szCs w:val="18"/>
-          <w:lang w:eastAsia="en-US"/>
+        <w:rPr>
+          <w:lang w:val="en-US"/>
         </w:rPr>
       </w:pPr>
       <w:r>
         <w:rPr>
-          <w:rFonts w:eastAsia="Calibri"/>
-          <w:i/>
-          <w:sz w:val="18"/>
-          <w:szCs w:val="18"/>
-          <w:lang w:eastAsia="en-US"/>
-        </w:rPr>
-        <w:t xml:space="preserve">                            Должность                                                                          Подпись                  ФИО руководителя практики</w:t>
+          <w:lang w:val="en-US"/>
+        </w:rPr>
+        <w:t>${/block_student}</w:t>
       </w:r>
     </w:p>
-    <w:p/>
     <w:sectPr>
       <w:pgSz w:w="11906" w:h="16838"/>
       <w:pgMar w:top="1134" w:right="850" w:bottom="1134" w:left="1701" w:header="708" w:footer="708" w:gutter="0"/>

--- a/storage/app/templates/Attestatsionny_list_proizvodstvennaya_preddiplomnaya_praktika.docx
+++ b/storage/app/templates/Attestatsionny_list_proizvodstvennaya_preddiplomnaya_praktika.docx
@@ -154,7 +154,23 @@
                 <w:sz w:val="20"/>
                 <w:lang w:val="en-US"/>
               </w:rPr>
-              <w:t>${student_name}</w:t>
+              <w:t>${</w:t>
+            </w:r>
+            <w:proofErr w:type="spellStart"/>
+            <w:r>
+              <w:rPr>
+                <w:sz w:val="20"/>
+                <w:lang w:val="en-US"/>
+              </w:rPr>
+              <w:t>student_name</w:t>
+            </w:r>
+            <w:proofErr w:type="spellEnd"/>
+            <w:r>
+              <w:rPr>
+                <w:sz w:val="20"/>
+                <w:lang w:val="en-US"/>
+              </w:rPr>
+              <w:t>}</w:t>
             </w:r>
           </w:p>
         </w:tc>
@@ -575,7 +591,17 @@
           <w:szCs w:val="19"/>
           <w:lang w:eastAsia="en-US"/>
         </w:rPr>
-        <w:t>прошел(ла) производственную практику (преддипломную) по квалификации</w:t>
+        <w:t xml:space="preserve">прошел(ла) производственную практику (преддипломную) по </w:t>
+      </w:r>
+      <w:proofErr w:type="gramStart"/>
+      <w:r>
+        <w:rPr>
+          <w:rFonts w:eastAsia="Calibri"/>
+          <w:sz w:val="19"/>
+          <w:szCs w:val="19"/>
+          <w:lang w:eastAsia="en-US"/>
+        </w:rPr>
+        <w:t>квалификации</w:t>
       </w:r>
       <w:r>
         <w:rPr>
@@ -602,7 +628,17 @@
           <w:szCs w:val="20"/>
           <w:u w:val="single"/>
         </w:rPr>
-        <w:t>${</w:t>
+        <w:t>$</w:t>
+      </w:r>
+      <w:proofErr w:type="gramEnd"/>
+      <w:r>
+        <w:rPr>
+          <w:i/>
+          <w:sz w:val="20"/>
+          <w:szCs w:val="20"/>
+          <w:u w:val="single"/>
+        </w:rPr>
+        <w:t>{</w:t>
       </w:r>
       <w:r>
         <w:rPr>
@@ -803,7 +839,25 @@
                 <w:sz w:val="20"/>
                 <w:lang w:val="en-US" w:eastAsia="en-US"/>
               </w:rPr>
-              <w:t>${organisation}</w:t>
+              <w:t>${</w:t>
+            </w:r>
+            <w:proofErr w:type="spellStart"/>
+            <w:r>
+              <w:rPr>
+                <w:rFonts w:eastAsia="Calibri"/>
+                <w:sz w:val="20"/>
+                <w:lang w:val="en-US" w:eastAsia="en-US"/>
+              </w:rPr>
+              <w:t>organisation</w:t>
+            </w:r>
+            <w:proofErr w:type="spellEnd"/>
+            <w:r>
+              <w:rPr>
+                <w:rFonts w:eastAsia="Calibri"/>
+                <w:sz w:val="20"/>
+                <w:lang w:val="en-US" w:eastAsia="en-US"/>
+              </w:rPr>
+              <w:t>}</w:t>
             </w:r>
           </w:p>
         </w:tc>
@@ -1956,7 +2010,18 @@
           <w:szCs w:val="22"/>
           <w:lang w:eastAsia="en-US"/>
         </w:rPr>
-        <w:t xml:space="preserve">Руководитель практики от предприятия (организации) </w:t>
+        <w:t>Руководитель п</w:t>
+      </w:r>
+      <w:bookmarkStart w:id="0" w:name="_GoBack"/>
+      <w:bookmarkEnd w:id="0"/>
+      <w:r>
+        <w:rPr>
+          <w:rFonts w:eastAsia="Calibri"/>
+          <w:sz w:val="22"/>
+          <w:szCs w:val="22"/>
+          <w:lang w:eastAsia="en-US"/>
+        </w:rPr>
+        <w:t xml:space="preserve">рактики от предприятия (организации) </w:t>
       </w:r>
     </w:p>
     <w:tbl>
@@ -2007,10 +2072,8 @@
                 <w:szCs w:val="22"/>
                 <w:lang w:val="en-US" w:eastAsia="en-US"/>
               </w:rPr>
-              <w:t xml:space="preserve">                       </w:t>
+              <w:t>${position}</w:t>
             </w:r>
-            <w:bookmarkStart w:id="0" w:name="_GoBack"/>
-            <w:bookmarkEnd w:id="0"/>
             <w:r>
               <w:rPr>
                 <w:rFonts w:eastAsia="Calibri"/>
@@ -2018,7 +2081,36 @@
                 <w:szCs w:val="22"/>
                 <w:lang w:val="en-US" w:eastAsia="en-US"/>
               </w:rPr>
-              <w:t>${position}</w:t>
+              <w:t xml:space="preserve"> </w:t>
+            </w:r>
+            <w:r>
+              <w:rPr>
+                <w:rFonts w:eastAsia="Calibri"/>
+                <w:sz w:val="22"/>
+                <w:szCs w:val="22"/>
+                <w:lang w:val="en-US" w:eastAsia="en-US"/>
+              </w:rPr>
+              <w:t>${</w:t>
+            </w:r>
+            <w:proofErr w:type="spellStart"/>
+            <w:r>
+              <w:rPr>
+                <w:rFonts w:eastAsia="Calibri"/>
+                <w:sz w:val="22"/>
+                <w:szCs w:val="22"/>
+                <w:lang w:val="en-US" w:eastAsia="en-US"/>
+              </w:rPr>
+              <w:t>organisation</w:t>
+            </w:r>
+            <w:proofErr w:type="spellEnd"/>
+            <w:r>
+              <w:rPr>
+                <w:rFonts w:eastAsia="Calibri"/>
+                <w:sz w:val="22"/>
+                <w:szCs w:val="22"/>
+                <w:lang w:val="en-US" w:eastAsia="en-US"/>
+              </w:rPr>
+              <w:t>}</w:t>
             </w:r>
           </w:p>
         </w:tc>
@@ -2357,19 +2449,23 @@
             <w:pPr>
               <w:spacing w:after="160"/>
               <w:contextualSpacing/>
-              <w:jc w:val="center"/>
-              <w:rPr>
-                <w:rFonts w:eastAsia="Calibri"/>
+              <w:rPr>
+                <w:rFonts w:eastAsia="Calibri"/>
+                <w:sz w:val="22"/>
+                <w:szCs w:val="22"/>
                 <w:lang w:val="en-US" w:eastAsia="en-US"/>
               </w:rPr>
             </w:pPr>
             <w:r>
               <w:rPr>
                 <w:rFonts w:eastAsia="Calibri"/>
+                <w:sz w:val="22"/>
+                <w:szCs w:val="22"/>
                 <w:lang w:val="en-US" w:eastAsia="en-US"/>
               </w:rPr>
               <w:t>${</w:t>
             </w:r>
+            <w:proofErr w:type="spellStart"/>
             <w:r>
               <w:rPr>
                 <w:rFonts w:eastAsia="Calibri"/>
@@ -2383,9 +2479,39 @@
             <w:r>
               <w:rPr>
                 <w:rFonts w:eastAsia="Calibri"/>
+                <w:sz w:val="22"/>
+                <w:szCs w:val="22"/>
                 <w:lang w:val="en-US" w:eastAsia="en-US"/>
               </w:rPr>
-              <w:t>position}</w:t>
+              <w:t>position</w:t>
+            </w:r>
+            <w:proofErr w:type="spellEnd"/>
+            <w:r>
+              <w:rPr>
+                <w:rFonts w:eastAsia="Calibri"/>
+                <w:sz w:val="22"/>
+                <w:szCs w:val="22"/>
+                <w:lang w:val="en-US" w:eastAsia="en-US"/>
+              </w:rPr>
+              <w:t>}</w:t>
+            </w:r>
+            <w:r>
+              <w:rPr>
+                <w:rFonts w:eastAsia="Calibri"/>
+                <w:sz w:val="22"/>
+                <w:szCs w:val="22"/>
+                <w:lang w:val="en-US" w:eastAsia="en-US"/>
+              </w:rPr>
+              <w:t xml:space="preserve"> </w:t>
+            </w:r>
+            <w:r>
+              <w:rPr>
+                <w:rFonts w:eastAsia="Calibri"/>
+                <w:sz w:val="22"/>
+                <w:szCs w:val="22"/>
+                <w:lang w:val="en-US" w:eastAsia="en-US"/>
+              </w:rPr>
+              <w:t>ГБПОУ ВО «ВГППК»</w:t>
             </w:r>
           </w:p>
         </w:tc>
@@ -2418,7 +2544,7 @@
               <w:jc w:val="both"/>
               <w:rPr>
                 <w:rFonts w:eastAsia="Calibri"/>
-                <w:lang w:eastAsia="en-US"/>
+                <w:lang w:val="en-US" w:eastAsia="en-US"/>
               </w:rPr>
             </w:pPr>
           </w:p>
@@ -2434,7 +2560,7 @@
               <w:jc w:val="both"/>
               <w:rPr>
                 <w:rFonts w:eastAsia="Calibri"/>
-                <w:lang w:eastAsia="en-US"/>
+                <w:lang w:val="en-US" w:eastAsia="en-US"/>
               </w:rPr>
             </w:pPr>
           </w:p>
@@ -2477,6 +2603,7 @@
               </w:rPr>
               <w:t>${</w:t>
             </w:r>
+            <w:proofErr w:type="spellStart"/>
             <w:r>
               <w:rPr>
                 <w:rFonts w:eastAsia="Calibri"/>
@@ -2492,7 +2619,15 @@
                 <w:rFonts w:eastAsia="Calibri"/>
                 <w:lang w:val="en-US" w:eastAsia="en-US"/>
               </w:rPr>
-              <w:t>supervisor}</w:t>
+              <w:t>supervisor</w:t>
+            </w:r>
+            <w:proofErr w:type="spellEnd"/>
+            <w:r>
+              <w:rPr>
+                <w:rFonts w:eastAsia="Calibri"/>
+                <w:lang w:val="en-US" w:eastAsia="en-US"/>
+              </w:rPr>
+              <w:t>}</w:t>
             </w:r>
           </w:p>
         </w:tc>
@@ -2539,7 +2674,21 @@
         <w:rPr>
           <w:lang w:val="en-US"/>
         </w:rPr>
-        <w:t>${/block_student}</w:t>
+        <w:t>${/</w:t>
+      </w:r>
+      <w:proofErr w:type="spellStart"/>
+      <w:r>
+        <w:rPr>
+          <w:lang w:val="en-US"/>
+        </w:rPr>
+        <w:t>block_student</w:t>
+      </w:r>
+      <w:proofErr w:type="spellEnd"/>
+      <w:r>
+        <w:rPr>
+          <w:lang w:val="en-US"/>
+        </w:rPr>
+        <w:t>}</w:t>
       </w:r>
     </w:p>
     <w:sectPr>
